--- a/results/document.docx
+++ b/results/document.docx
@@ -14,16 +14,17 @@
       <w:tblPr>
         <w:tblStyle w:val="TableGrid"/>
         <w:tblW w:type="auto" w:w="0"/>
+        <w:tblLayout w:type="fixed"/>
         <w:tblLook w:firstColumn="1" w:firstRow="1" w:lastColumn="0" w:lastRow="0" w:noHBand="0" w:noVBand="1" w:val="04A0"/>
       </w:tblPr>
       <w:tblGrid>
-        <w:gridCol w:w="1234"/>
-        <w:gridCol w:w="1234"/>
-        <w:gridCol w:w="1234"/>
-        <w:gridCol w:w="1234"/>
-        <w:gridCol w:w="1234"/>
-        <w:gridCol w:w="1234"/>
-        <w:gridCol w:w="1234"/>
+        <w:gridCol w:w="113"/>
+        <w:gridCol w:w="510"/>
+        <w:gridCol w:w="624"/>
+        <w:gridCol w:w="794"/>
+        <w:gridCol w:w="680"/>
+        <w:gridCol w:w="454"/>
+        <w:gridCol w:w="680"/>
       </w:tblGrid>
       <w:tr>
         <w:tc>
